--- a/network security notes.docx
+++ b/network security notes.docx
@@ -63,15 +63,7 @@
         </w:numPr>
       </w:pPr>
       <w:r>
-        <w:t xml:space="preserve">These are all potential entry points for attackers. If unused ports or services are </w:t>
-      </w:r>
-      <w:proofErr w:type="gramStart"/>
-      <w:r>
-        <w:t>disabled</w:t>
-      </w:r>
-      <w:proofErr w:type="gramEnd"/>
-      <w:r>
-        <w:t xml:space="preserve"> then they no longer become an attack vector and reduce the chance of exploitation.</w:t>
+        <w:t>These are all potential entry points for attackers. If unused ports or services are disabled then they no longer become an attack vector and reduce the chance of exploitation.</w:t>
       </w:r>
     </w:p>
     <w:p>
@@ -315,15 +307,7 @@
         </w:numPr>
       </w:pPr>
       <w:r>
-        <w:t xml:space="preserve">This examines data being transmitted and blocks malicious files or </w:t>
-      </w:r>
-      <w:proofErr w:type="gramStart"/>
-      <w:r>
-        <w:t>sites, and</w:t>
-      </w:r>
-      <w:proofErr w:type="gramEnd"/>
-      <w:r>
-        <w:t xml:space="preserve"> also can prevent data from leaving the network.</w:t>
+        <w:t>This examines data being transmitted and blocks malicious files or sites, and also can prevent data from leaving the network.</w:t>
       </w:r>
     </w:p>
     <w:p>
@@ -383,15 +367,7 @@
         </w:numPr>
       </w:pPr>
       <w:r>
-        <w:t xml:space="preserve">Different security policies and </w:t>
-      </w:r>
-      <w:proofErr w:type="spellStart"/>
-      <w:r>
-        <w:t>stricted</w:t>
-      </w:r>
-      <w:proofErr w:type="spellEnd"/>
-      <w:r>
-        <w:t xml:space="preserve"> controls are applied between zones to protect trusted resources</w:t>
+        <w:t>Different security policies and stricted controls are applied between zones to protect trusted resources</w:t>
       </w:r>
     </w:p>
     <w:p>
@@ -418,15 +394,7 @@
         </w:numPr>
       </w:pPr>
       <w:r>
-        <w:t xml:space="preserve">These create a buffer zone between the internal </w:t>
-      </w:r>
-      <w:proofErr w:type="gramStart"/>
-      <w:r>
-        <w:t>trusted</w:t>
-      </w:r>
-      <w:proofErr w:type="gramEnd"/>
-      <w:r>
-        <w:t xml:space="preserve"> network and the internet. This is where you would put public facing systems such as web servers. This allows external users to access these systems without granting access to the trusted zone.</w:t>
+        <w:t>These create a buffer zone between the internal trusted network and the internet. This is where you would put public facing systems such as web servers. This allows external users to access these systems without granting access to the trusted zone.</w:t>
       </w:r>
     </w:p>
     <w:p>
@@ -490,6 +458,223 @@
       </w:pPr>
       <w:r>
         <w:t>BYOD devices  are not fully managed and may not have current security patches or best practices applied.</w:t>
+      </w:r>
+    </w:p>
+    <w:p>
+      <w:pPr>
+        <w:pStyle w:val="ListParagraph"/>
+        <w:numPr>
+          <w:ilvl w:val="0"/>
+          <w:numId w:val="1"/>
+        </w:numPr>
+      </w:pPr>
+      <w:r>
+        <w:t>Security Terminology</w:t>
+      </w:r>
+    </w:p>
+    <w:p>
+      <w:pPr>
+        <w:pStyle w:val="ListParagraph"/>
+        <w:numPr>
+          <w:ilvl w:val="1"/>
+          <w:numId w:val="1"/>
+        </w:numPr>
+      </w:pPr>
+      <w:r>
+        <w:lastRenderedPageBreak/>
+        <w:t>Risk: Risk is the potential for loss or damage when a threat exploits a vulnerability.</w:t>
+      </w:r>
+      <w:r>
+        <w:t xml:space="preserve"> It is a combination of a possible attack vector, the </w:t>
+      </w:r>
+      <w:r>
+        <w:t>possibility of that vector being exploited, and the extent of harm caused to the organization.</w:t>
+      </w:r>
+    </w:p>
+    <w:p>
+      <w:pPr>
+        <w:pStyle w:val="ListParagraph"/>
+        <w:numPr>
+          <w:ilvl w:val="1"/>
+          <w:numId w:val="1"/>
+        </w:numPr>
+      </w:pPr>
+      <w:r>
+        <w:t xml:space="preserve">Vulnerability is </w:t>
+      </w:r>
+      <w:r>
+        <w:t>a weakness in a system, network, or application that can be exploited.</w:t>
+      </w:r>
+    </w:p>
+    <w:p>
+      <w:pPr>
+        <w:pStyle w:val="ListParagraph"/>
+        <w:numPr>
+          <w:ilvl w:val="1"/>
+          <w:numId w:val="1"/>
+        </w:numPr>
+      </w:pPr>
+      <w:r>
+        <w:t xml:space="preserve">An exploit is a method </w:t>
+      </w:r>
+      <w:r>
+        <w:t>or technique used to take advantage of a vulnerability.</w:t>
+      </w:r>
+      <w:r>
+        <w:t xml:space="preserve"> This can be software, hardware, or social engineering.</w:t>
+      </w:r>
+    </w:p>
+    <w:p>
+      <w:pPr>
+        <w:pStyle w:val="ListParagraph"/>
+        <w:numPr>
+          <w:ilvl w:val="1"/>
+          <w:numId w:val="1"/>
+        </w:numPr>
+      </w:pPr>
+      <w:r>
+        <w:t>A threat is a potential danger that a</w:t>
+      </w:r>
+      <w:r>
+        <w:t xml:space="preserve">n attacker can exploit. This could be a malicious outside actor, </w:t>
+      </w:r>
+      <w:r>
+        <w:t>malware, a disgruntled employee, or even a natural disaster</w:t>
+      </w:r>
+      <w:r>
+        <w:t xml:space="preserve"> (EG: data loss due to data center destruction via flood)</w:t>
+      </w:r>
+    </w:p>
+    <w:p>
+      <w:pPr>
+        <w:pStyle w:val="ListParagraph"/>
+        <w:numPr>
+          <w:ilvl w:val="0"/>
+          <w:numId w:val="1"/>
+        </w:numPr>
+      </w:pPr>
+      <w:r>
+        <w:t>CIA triad</w:t>
+      </w:r>
+    </w:p>
+    <w:p>
+      <w:pPr>
+        <w:pStyle w:val="ListParagraph"/>
+        <w:numPr>
+          <w:ilvl w:val="1"/>
+          <w:numId w:val="1"/>
+        </w:numPr>
+      </w:pPr>
+      <w:r>
+        <w:t>Confidentiality is</w:t>
+      </w:r>
+      <w:r>
+        <w:t xml:space="preserve"> ensuring that sensitive information is only available to authorized users and protected from unauthorized disclosure. </w:t>
+      </w:r>
+      <w:r>
+        <w:t>Encryption, access controls, and authentication are all used to keep data private and prevent data breaches.</w:t>
+      </w:r>
+    </w:p>
+    <w:p>
+      <w:pPr>
+        <w:pStyle w:val="ListParagraph"/>
+        <w:numPr>
+          <w:ilvl w:val="1"/>
+          <w:numId w:val="1"/>
+        </w:numPr>
+      </w:pPr>
+      <w:r>
+        <w:t xml:space="preserve">Integrity is ensuring that </w:t>
+      </w:r>
+      <w:r>
+        <w:t xml:space="preserve">data is accurate, complete, and unaltered during storage and transmission. Hashing algorithms, </w:t>
+      </w:r>
+      <w:r>
+        <w:t>checksums, digital signatures, and access control help to prevent unauthorized changes and can detect if data has been tampered with.</w:t>
+      </w:r>
+    </w:p>
+    <w:p>
+      <w:pPr>
+        <w:pStyle w:val="ListParagraph"/>
+        <w:numPr>
+          <w:ilvl w:val="1"/>
+          <w:numId w:val="1"/>
+        </w:numPr>
+      </w:pPr>
+      <w:r>
+        <w:t xml:space="preserve">Availability is the concept of keeping systems, networks, and data accessible to </w:t>
+      </w:r>
+      <w:r>
+        <w:t xml:space="preserve">authorized users. It is protected with backups, redundant systems, disaster recovery plans, and </w:t>
+      </w:r>
+      <w:r>
+        <w:t>attack prevention.</w:t>
+      </w:r>
+    </w:p>
+    <w:p>
+      <w:pPr>
+        <w:pStyle w:val="ListParagraph"/>
+        <w:numPr>
+          <w:ilvl w:val="0"/>
+          <w:numId w:val="1"/>
+        </w:numPr>
+      </w:pPr>
+      <w:r>
+        <w:t>Deception techniques</w:t>
+      </w:r>
+    </w:p>
+    <w:p>
+      <w:pPr>
+        <w:pStyle w:val="ListParagraph"/>
+        <w:numPr>
+          <w:ilvl w:val="1"/>
+          <w:numId w:val="1"/>
+        </w:numPr>
+      </w:pPr>
+      <w:r>
+        <w:t xml:space="preserve">A honeypot is a bait system which is designed to </w:t>
+      </w:r>
+      <w:r>
+        <w:t>attract and trap attackers. A honeynet is a network of honeypots.</w:t>
+      </w:r>
+    </w:p>
+    <w:p>
+      <w:pPr>
+        <w:pStyle w:val="ListParagraph"/>
+        <w:numPr>
+          <w:ilvl w:val="0"/>
+          <w:numId w:val="1"/>
+        </w:numPr>
+      </w:pPr>
+      <w:r>
+        <w:t>Summary</w:t>
+      </w:r>
+    </w:p>
+    <w:p>
+      <w:pPr>
+        <w:pStyle w:val="ListParagraph"/>
+        <w:numPr>
+          <w:ilvl w:val="1"/>
+          <w:numId w:val="1"/>
+        </w:numPr>
+      </w:pPr>
+      <w:r>
+        <w:t xml:space="preserve">In my opinion the most important part of network security is understanding </w:t>
+      </w:r>
+      <w:r>
+        <w:t>access control</w:t>
+      </w:r>
+      <w:r>
+        <w:t xml:space="preserve">. </w:t>
+      </w:r>
+      <w:r>
+        <w:t xml:space="preserve">The greatest threat to data is going to be from </w:t>
+      </w:r>
+      <w:r>
+        <w:t>unwitting internal users who may unintentionally destroy data</w:t>
+      </w:r>
+      <w:r>
+        <w:t xml:space="preserve"> or install a harmful program. If those users are limited in what they can access, then the threat is reduced.</w:t>
       </w:r>
     </w:p>
     <w:sectPr>
